--- a/gestion_escolar/templates/tramites/Plantillas/Word/CONSTANCIAHORIZONTAL.docx
+++ b/gestion_escolar/templates/tramites/Plantillas/Word/CONSTANCIAHORIZONTAL.docx
@@ -293,6 +293,8 @@
         </w:rPr>
         <w:t>CONSTANCIA PARA PROCESO DE</w:t>
       </w:r>
+      <w:bookmarkStart w:id="1" w:name="_GoBack"/>
+      <w:bookmarkEnd w:id="1"/>
     </w:p>
     <w:p>
       <w:pPr>
@@ -677,6 +679,7 @@
         <w:tc>
           <w:tcPr>
             <w:tcW w:w="5529" w:type="dxa"/>
+            <w:vAlign w:val="center"/>
           </w:tcPr>
           <w:p>
             <w:pPr>
@@ -710,6 +713,7 @@
         <w:tc>
           <w:tcPr>
             <w:tcW w:w="4536" w:type="dxa"/>
+            <w:vAlign w:val="center"/>
           </w:tcPr>
           <w:p>
             <w:pPr>
@@ -760,6 +764,7 @@
         <w:tc>
           <w:tcPr>
             <w:tcW w:w="5529" w:type="dxa"/>
+            <w:vAlign w:val="center"/>
           </w:tcPr>
           <w:p>
             <w:pPr>
@@ -793,6 +798,7 @@
         <w:tc>
           <w:tcPr>
             <w:tcW w:w="4536" w:type="dxa"/>
+            <w:vAlign w:val="center"/>
           </w:tcPr>
           <w:p>
             <w:pPr>
@@ -843,6 +849,7 @@
         <w:tc>
           <w:tcPr>
             <w:tcW w:w="5529" w:type="dxa"/>
+            <w:vAlign w:val="center"/>
           </w:tcPr>
           <w:p>
             <w:pPr>
@@ -876,6 +883,7 @@
         <w:tc>
           <w:tcPr>
             <w:tcW w:w="4536" w:type="dxa"/>
+            <w:vAlign w:val="center"/>
           </w:tcPr>
           <w:p>
             <w:pPr>
@@ -926,6 +934,7 @@
         <w:tc>
           <w:tcPr>
             <w:tcW w:w="5529" w:type="dxa"/>
+            <w:vAlign w:val="center"/>
           </w:tcPr>
           <w:p>
             <w:pPr>
@@ -959,6 +968,7 @@
         <w:tc>
           <w:tcPr>
             <w:tcW w:w="4536" w:type="dxa"/>
+            <w:vAlign w:val="center"/>
           </w:tcPr>
           <w:p>
             <w:pPr>
@@ -1017,6 +1027,7 @@
         <w:tc>
           <w:tcPr>
             <w:tcW w:w="5529" w:type="dxa"/>
+            <w:vAlign w:val="center"/>
           </w:tcPr>
           <w:p>
             <w:pPr>
@@ -1050,6 +1061,7 @@
         <w:tc>
           <w:tcPr>
             <w:tcW w:w="4536" w:type="dxa"/>
+            <w:vAlign w:val="center"/>
           </w:tcPr>
           <w:p>
             <w:pPr>
@@ -1100,6 +1112,7 @@
         <w:tc>
           <w:tcPr>
             <w:tcW w:w="5529" w:type="dxa"/>
+            <w:vAlign w:val="center"/>
           </w:tcPr>
           <w:p>
             <w:pPr>
@@ -1159,6 +1172,7 @@
         <w:tc>
           <w:tcPr>
             <w:tcW w:w="4536" w:type="dxa"/>
+            <w:vAlign w:val="center"/>
           </w:tcPr>
           <w:p>
             <w:pPr>
@@ -1188,6 +1202,7 @@
         <w:tc>
           <w:tcPr>
             <w:tcW w:w="5529" w:type="dxa"/>
+            <w:vAlign w:val="center"/>
           </w:tcPr>
           <w:p>
             <w:pPr>
@@ -1274,6 +1289,7 @@
         <w:tc>
           <w:tcPr>
             <w:tcW w:w="4536" w:type="dxa"/>
+            <w:vAlign w:val="center"/>
           </w:tcPr>
           <w:p>
             <w:pPr>
@@ -1374,6 +1390,7 @@
         <w:tc>
           <w:tcPr>
             <w:tcW w:w="5529" w:type="dxa"/>
+            <w:vAlign w:val="center"/>
           </w:tcPr>
           <w:p>
             <w:pPr>
@@ -1408,6 +1425,7 @@
         <w:tc>
           <w:tcPr>
             <w:tcW w:w="4536" w:type="dxa"/>
+            <w:vAlign w:val="center"/>
           </w:tcPr>
           <w:p>
             <w:pPr>
@@ -1444,6 +1462,7 @@
         <w:tc>
           <w:tcPr>
             <w:tcW w:w="5529" w:type="dxa"/>
+            <w:vAlign w:val="center"/>
           </w:tcPr>
           <w:p>
             <w:pPr>
@@ -1478,6 +1497,7 @@
         <w:tc>
           <w:tcPr>
             <w:tcW w:w="4536" w:type="dxa"/>
+            <w:vAlign w:val="center"/>
           </w:tcPr>
           <w:p>
             <w:pPr>
@@ -1506,6 +1526,7 @@
         <w:tc>
           <w:tcPr>
             <w:tcW w:w="5529" w:type="dxa"/>
+            <w:vAlign w:val="center"/>
           </w:tcPr>
           <w:p>
             <w:pPr>
@@ -1553,6 +1574,7 @@
         <w:tc>
           <w:tcPr>
             <w:tcW w:w="4536" w:type="dxa"/>
+            <w:vAlign w:val="center"/>
           </w:tcPr>
           <w:p>
             <w:pPr>
@@ -1603,6 +1625,7 @@
         <w:tc>
           <w:tcPr>
             <w:tcW w:w="5529" w:type="dxa"/>
+            <w:vAlign w:val="center"/>
           </w:tcPr>
           <w:p>
             <w:pPr>
@@ -1654,6 +1677,7 @@
         <w:tc>
           <w:tcPr>
             <w:tcW w:w="4536" w:type="dxa"/>
+            <w:vAlign w:val="center"/>
           </w:tcPr>
           <w:p>
             <w:pPr>
@@ -1716,6 +1740,7 @@
         <w:tc>
           <w:tcPr>
             <w:tcW w:w="5529" w:type="dxa"/>
+            <w:vAlign w:val="center"/>
           </w:tcPr>
           <w:p>
             <w:pPr>
@@ -1754,6 +1779,7 @@
         <w:tc>
           <w:tcPr>
             <w:tcW w:w="4536" w:type="dxa"/>
+            <w:vAlign w:val="center"/>
           </w:tcPr>
           <w:p>
             <w:pPr>
@@ -1790,6 +1816,7 @@
         <w:tc>
           <w:tcPr>
             <w:tcW w:w="5529" w:type="dxa"/>
+            <w:vAlign w:val="center"/>
           </w:tcPr>
           <w:p>
             <w:pPr>
@@ -1824,6 +1851,7 @@
         <w:tc>
           <w:tcPr>
             <w:tcW w:w="4536" w:type="dxa"/>
+            <w:vAlign w:val="center"/>
           </w:tcPr>
           <w:p>
             <w:pPr>
@@ -1857,6 +1885,7 @@
         <w:tc>
           <w:tcPr>
             <w:tcW w:w="5529" w:type="dxa"/>
+            <w:vAlign w:val="center"/>
           </w:tcPr>
           <w:p>
             <w:pPr>
@@ -1891,6 +1920,7 @@
         <w:tc>
           <w:tcPr>
             <w:tcW w:w="4536" w:type="dxa"/>
+            <w:vAlign w:val="center"/>
           </w:tcPr>
           <w:p>
             <w:pPr>
@@ -1924,6 +1954,7 @@
         <w:tc>
           <w:tcPr>
             <w:tcW w:w="5529" w:type="dxa"/>
+            <w:vAlign w:val="center"/>
           </w:tcPr>
           <w:p>
             <w:pPr>
@@ -1951,41 +1982,14 @@
                 <w:lang w:eastAsia="es-MX"/>
                 <w14:ligatures w14:val="none"/>
               </w:rPr>
-              <w:t>¿CUENTA CON DOS AÑOS DE SERVICIO</w:t>
-            </w:r>
-            <w:r>
-              <w:rPr>
-                <w:rFonts w:ascii="Arial" w:eastAsia="Times New Roman" w:hAnsi="Arial" w:cs="Arial"/>
-                <w:b/>
-                <w:bCs/>
-                <w:color w:val="000000"/>
-                <w:kern w:val="0"/>
-                <w:sz w:val="18"/>
-                <w:szCs w:val="18"/>
-                <w:lang w:eastAsia="es-MX"/>
-                <w14:ligatures w14:val="none"/>
-              </w:rPr>
-              <w:t xml:space="preserve"> ININTERRUMPIDOS EN EL NIVEL</w:t>
-            </w:r>
-            <w:r>
-              <w:rPr>
-                <w:rFonts w:ascii="Arial" w:eastAsia="Times New Roman" w:hAnsi="Arial" w:cs="Arial"/>
-                <w:b/>
-                <w:bCs/>
-                <w:color w:val="000000"/>
-                <w:kern w:val="0"/>
-                <w:sz w:val="18"/>
-                <w:szCs w:val="18"/>
-                <w:lang w:eastAsia="es-MX"/>
-                <w14:ligatures w14:val="none"/>
-              </w:rPr>
-              <w:t xml:space="preserve"> AL 20 DE FEBRERO?</w:t>
+              <w:t>¿CUENTA CON DOS AÑOS DE SERVICIO ININTERRUMPIDOS EN EL NIVEL AL 20 DE FEBRERO?</w:t>
             </w:r>
           </w:p>
         </w:tc>
         <w:tc>
           <w:tcPr>
             <w:tcW w:w="4536" w:type="dxa"/>
+            <w:vAlign w:val="center"/>
           </w:tcPr>
           <w:p>
             <w:pPr>
@@ -2019,6 +2023,7 @@
         <w:tc>
           <w:tcPr>
             <w:tcW w:w="5529" w:type="dxa"/>
+            <w:vAlign w:val="center"/>
           </w:tcPr>
           <w:p>
             <w:pPr>
@@ -2046,41 +2051,14 @@
                 <w:lang w:eastAsia="es-MX"/>
                 <w14:ligatures w14:val="none"/>
               </w:rPr>
-              <w:t>¿CUENTA CON DOS AÑOS DE SERVICIO</w:t>
-            </w:r>
-            <w:r>
-              <w:rPr>
-                <w:rFonts w:ascii="Arial" w:eastAsia="Times New Roman" w:hAnsi="Arial" w:cs="Arial"/>
-                <w:b/>
-                <w:bCs/>
-                <w:color w:val="000000"/>
-                <w:kern w:val="0"/>
-                <w:sz w:val="18"/>
-                <w:szCs w:val="18"/>
-                <w:lang w:eastAsia="es-MX"/>
-                <w14:ligatures w14:val="none"/>
-              </w:rPr>
-              <w:t xml:space="preserve"> ININTERRUMPIDOS EN EL SERVICIO</w:t>
-            </w:r>
-            <w:r>
-              <w:rPr>
-                <w:rFonts w:ascii="Arial" w:eastAsia="Times New Roman" w:hAnsi="Arial" w:cs="Arial"/>
-                <w:b/>
-                <w:bCs/>
-                <w:color w:val="000000"/>
-                <w:kern w:val="0"/>
-                <w:sz w:val="18"/>
-                <w:szCs w:val="18"/>
-                <w:lang w:eastAsia="es-MX"/>
-                <w14:ligatures w14:val="none"/>
-              </w:rPr>
-              <w:t xml:space="preserve"> AL 20 DE FEBRERO?</w:t>
+              <w:t>¿CUENTA CON DOS AÑOS DE SERVICIO ININTERRUMPIDOS EN EL SERVICIO AL 20 DE FEBRERO?</w:t>
             </w:r>
           </w:p>
         </w:tc>
         <w:tc>
           <w:tcPr>
             <w:tcW w:w="4536" w:type="dxa"/>
+            <w:vAlign w:val="center"/>
           </w:tcPr>
           <w:p>
             <w:pPr>
@@ -2385,8 +2363,6 @@
           <w14:ligatures w14:val="none"/>
         </w:rPr>
       </w:pPr>
-      <w:bookmarkStart w:id="1" w:name="_GoBack"/>
-      <w:bookmarkEnd w:id="1"/>
     </w:p>
     <w:p>
       <w:pPr>
